--- a/courts/sixth-circuit/kentucky/state/court-of-appeals/reply-brief/usage/OUTPUT-reply-brief.docx
+++ b/courts/sixth-circuit/kentucky/state/court-of-appeals/reply-brief/usage/OUTPUT-reply-brief.docx
@@ -4238,6 +4238,7 @@
     <w:unhideWhenUsed/>
     <w:qFormat/>
     <w:pPr>
+      <w:keepLines/>
       <w:spacing w:before="0" w:after="120" w:line="276" w:lineRule="exact"/>
     </w:pPr>
     <w:rPr>
@@ -4488,6 +4489,33 @@
     <w:pPr>
       <w:spacing w:before="0" w:after="0" w:line="276" w:lineRule="exact"/>
       <w:ind w:left="2160" w:hanging="720"/>
+    </w:pPr>
+  </w:style>
+  <w:style w:type="paragraph" w:customStyle="1" w:styleId="XdQuoteList1">
+    <w:name w:val="Xd Quote List 1"/>
+    <w:basedOn w:val="Normal"/>
+    <w:qFormat/>
+    <w:pPr>
+      <w:spacing w:before="0" w:after="0" w:line="276" w:lineRule="exact"/>
+      <w:ind w:left="1440" w:right="720" w:hanging="720"/>
+    </w:pPr>
+  </w:style>
+  <w:style w:type="paragraph" w:customStyle="1" w:styleId="XdQuoteList2">
+    <w:name w:val="Xd Quote List 2"/>
+    <w:basedOn w:val="Normal"/>
+    <w:qFormat/>
+    <w:pPr>
+      <w:spacing w:before="0" w:after="0" w:line="276" w:lineRule="exact"/>
+      <w:ind w:left="2160" w:right="720" w:hanging="720"/>
+    </w:pPr>
+  </w:style>
+  <w:style w:type="paragraph" w:customStyle="1" w:styleId="XdQuoteList3">
+    <w:name w:val="Xd Quote List 3"/>
+    <w:basedOn w:val="Normal"/>
+    <w:qFormat/>
+    <w:pPr>
+      <w:spacing w:before="0" w:after="0" w:line="276" w:lineRule="exact"/>
+      <w:ind w:left="2880" w:right="720" w:hanging="720"/>
     </w:pPr>
   </w:style>
   <w:style w:type="paragraph" w:customStyle="1" w:styleId="SourceCode">

--- a/courts/sixth-circuit/kentucky/state/court-of-appeals/reply-brief/usage/OUTPUT-reply-brief.docx
+++ b/courts/sixth-circuit/kentucky/state/court-of-appeals/reply-brief/usage/OUTPUT-reply-brief.docx
@@ -105,9 +105,7 @@
         <w:t xml:space="preserve"> </w:t>
       </w:r>
       <w:r>
-        <w:t xml:space="preserve">2024-CA</w:t>
-        <w:noBreakHyphen/>
-        <w:t xml:space="preserve">0556-MR</w:t>
+        <w:t xml:space="preserve">2024-CA-⁠0556-MR</w:t>
       </w:r>
     </w:p>
     <w:p>
@@ -334,9 +332,7 @@
               <w:t xml:space="preserve"> </w:t>
             </w:r>
             <w:r>
-              <w:t xml:space="preserve">21-CI</w:t>
-              <w:noBreakHyphen/>
-              <w:t xml:space="preserve">006281</w:t>
+              <w:t xml:space="preserve">21-CI-⁠006281</w:t>
             </w:r>
           </w:p>
         </w:tc>
@@ -797,9 +793,7 @@
               <w:t xml:space="preserve"> </w:t>
             </w:r>
             <w:r>
-              <w:t xml:space="preserve">574</w:t>
-              <w:noBreakHyphen/>
-              <w:t xml:space="preserve">3225</w:t>
+              <w:t xml:space="preserve">574-⁠3225</w:t>
             </w:r>
           </w:p>
           <w:p>
@@ -1985,9 +1979,7 @@
         <w:t xml:space="preserve"> </w:t>
       </w:r>
       <w:r>
-        <w:t xml:space="preserve">2017-CA</w:t>
-        <w:noBreakHyphen/>
-        <w:t xml:space="preserve">00935-MR,</w:t>
+        <w:t xml:space="preserve">2017-CA-⁠00935-MR,</w:t>
       </w:r>
       <w:r>
         <w:t xml:space="preserve"> </w:t>
@@ -2730,13 +2722,7 @@
         <w:t xml:space="preserve">University of Louisville v. Bohm</w:t>
       </w:r>
       <w:r>
-        <w:t xml:space="preserve">, No. 2017-CA</w:t>
-      </w:r>
-      <w:r>
-        <w:noBreakHyphen/>
-      </w:r>
-      <w:r>
-        <w:t xml:space="preserve">00935-MR; 2019 WL 1422912 (Ky. App. March 29, 2019).</w:t>
+        <w:t xml:space="preserve">, No. 2017-CA-⁠00935-MR; 2019 WL 1422912 (Ky. App. March 29, 2019).</w:t>
       </w:r>
       <w:r>
         <w:rPr>
@@ -3266,9 +3252,7 @@
               <w:t xml:space="preserve"> </w:t>
             </w:r>
             <w:r>
-              <w:t xml:space="preserve">574</w:t>
-              <w:noBreakHyphen/>
-              <w:t xml:space="preserve">6333</w:t>
+              <w:t xml:space="preserve">574-⁠6333</w:t>
             </w:r>
           </w:p>
           <w:p>
@@ -3452,13 +3436,7 @@
         <w:t xml:space="preserve"> </w:t>
       </w:r>
       <w:r>
-        <w:t xml:space="preserve">Brief for Appellant at pp. 3</w:t>
-      </w:r>
-      <w:r>
-        <w:noBreakHyphen/>
-      </w:r>
-      <w:r>
-        <w:t xml:space="preserve">4)</w:t>
+        <w:t xml:space="preserve">Brief for Appellant at pp. 3-⁠4)</w:t>
       </w:r>
     </w:p>
   </w:footnote>
@@ -4239,7 +4217,7 @@
     <w:qFormat/>
     <w:pPr>
       <w:keepLines/>
-      <w:spacing w:before="0" w:after="120" w:line="276" w:lineRule="exact"/>
+      <w:spacing w:before="26" w:after="120" w:line="276" w:lineRule="exact"/>
     </w:pPr>
     <w:rPr>
       <w:sz w:val="24"/>
